--- a/Lab1/ПМОиАД_Лаб1_ПортновВВ.docx
+++ b/Lab1/ПМОиАД_Лаб1_ПортновВВ.docx
@@ -221,18 +221,7 @@
           <w:szCs w:val="28"/>
           <w:lang w:eastAsia="ru-RU"/>
         </w:rPr>
-        <w:t>Генерация модельных наборов данных</w:t>
-      </w:r>
-      <w:r>
-        <w:rPr>
-          <w:rFonts w:eastAsia="Times New Roman" w:cs="Times New Roman"/>
-          <w:b/>
-          <w:bCs/>
-          <w:color w:val="000000"/>
-          <w:szCs w:val="28"/>
-          <w:lang w:eastAsia="ru-RU"/>
-        </w:rPr>
-        <w:t>»</w:t>
+        <w:t>Генерация модельных наборов данных»</w:t>
       </w:r>
     </w:p>
     <w:p>
@@ -564,6 +553,9 @@
         <w:jc w:val="center"/>
       </w:pPr>
       <w:r>
+        <w:rPr>
+          <w:noProof/>
+        </w:rPr>
         <w:drawing>
           <wp:inline distT="0" distB="0" distL="0" distR="0" wp14:anchorId="14D248FC" wp14:editId="6246AA7C">
             <wp:extent cx="3210373" cy="924054"/>
@@ -638,6 +630,9 @@
         <w:jc w:val="center"/>
       </w:pPr>
       <w:r>
+        <w:rPr>
+          <w:noProof/>
+        </w:rPr>
         <w:drawing>
           <wp:inline distT="0" distB="0" distL="0" distR="0" wp14:anchorId="65B008A3" wp14:editId="2D483D71">
             <wp:extent cx="1533739" cy="895475"/>
@@ -715,6 +710,9 @@
         <w:jc w:val="center"/>
       </w:pPr>
       <w:r>
+        <w:rPr>
+          <w:noProof/>
+        </w:rPr>
         <w:drawing>
           <wp:inline distT="0" distB="0" distL="0" distR="0" wp14:anchorId="5A551A99" wp14:editId="06FB3828">
             <wp:extent cx="3619500" cy="2059522"/>
@@ -805,6 +803,9 @@
         <w:jc w:val="center"/>
       </w:pPr>
       <w:r>
+        <w:rPr>
+          <w:noProof/>
+        </w:rPr>
         <w:drawing>
           <wp:inline distT="0" distB="0" distL="0" distR="0" wp14:anchorId="2DB50768" wp14:editId="14E9DDB3">
             <wp:extent cx="2762636" cy="1171739"/>
@@ -873,6 +874,9 @@
         <w:jc w:val="center"/>
       </w:pPr>
       <w:r>
+        <w:rPr>
+          <w:noProof/>
+        </w:rPr>
         <w:drawing>
           <wp:inline distT="0" distB="0" distL="0" distR="0" wp14:anchorId="4D807658" wp14:editId="5448DA95">
             <wp:extent cx="2543530" cy="2286319"/>
@@ -950,6 +954,9 @@
         <w:jc w:val="center"/>
       </w:pPr>
       <w:r>
+        <w:rPr>
+          <w:noProof/>
+        </w:rPr>
         <w:lastRenderedPageBreak/>
         <w:drawing>
           <wp:inline distT="0" distB="0" distL="0" distR="0" wp14:anchorId="4FF01FC9" wp14:editId="4A003F9B">
@@ -1069,6 +1076,9 @@
         <w:jc w:val="center"/>
       </w:pPr>
       <w:r>
+        <w:rPr>
+          <w:noProof/>
+        </w:rPr>
         <w:drawing>
           <wp:inline distT="0" distB="0" distL="0" distR="0" wp14:anchorId="50053241" wp14:editId="7265BF20">
             <wp:extent cx="4153480" cy="3362794"/>
@@ -1137,6 +1147,9 @@
         <w:jc w:val="center"/>
       </w:pPr>
       <w:r>
+        <w:rPr>
+          <w:noProof/>
+        </w:rPr>
         <w:lastRenderedPageBreak/>
         <w:drawing>
           <wp:inline distT="0" distB="0" distL="0" distR="0" wp14:anchorId="60451A92" wp14:editId="56194C6C">
@@ -1245,6 +1258,9 @@
         <w:jc w:val="center"/>
       </w:pPr>
       <w:r>
+        <w:rPr>
+          <w:noProof/>
+        </w:rPr>
         <w:drawing>
           <wp:inline distT="0" distB="0" distL="0" distR="0" wp14:anchorId="6B5DC1E7" wp14:editId="06E4A206">
             <wp:extent cx="2962688" cy="2248214"/>
@@ -1321,10 +1337,10 @@
       <w:r>
         <w:lastRenderedPageBreak/>
         <w:drawing>
-          <wp:inline distT="0" distB="0" distL="0" distR="0" wp14:anchorId="3079304E" wp14:editId="5E32F4DB">
-            <wp:extent cx="3598223" cy="4210541"/>
-            <wp:effectExtent l="0" t="0" r="2540" b="0"/>
-            <wp:docPr id="1630892398" name="Рисунок 1"/>
+          <wp:inline distT="0" distB="0" distL="0" distR="0" wp14:anchorId="5B175987" wp14:editId="29D27E90">
+            <wp:extent cx="5182323" cy="5001323"/>
+            <wp:effectExtent l="0" t="0" r="0" b="8890"/>
+            <wp:docPr id="386987478" name="Рисунок 1"/>
             <wp:cNvGraphicFramePr>
               <a:graphicFrameLocks xmlns:a="http://schemas.openxmlformats.org/drawingml/2006/main" noChangeAspect="1"/>
             </wp:cNvGraphicFramePr>
@@ -1332,7 +1348,7 @@
               <a:graphicData uri="http://schemas.openxmlformats.org/drawingml/2006/picture">
                 <pic:pic xmlns:pic="http://schemas.openxmlformats.org/drawingml/2006/picture">
                   <pic:nvPicPr>
-                    <pic:cNvPr id="1630892398" name=""/>
+                    <pic:cNvPr id="386987478" name=""/>
                     <pic:cNvPicPr/>
                   </pic:nvPicPr>
                   <pic:blipFill>
@@ -1344,7 +1360,7 @@
                   <pic:spPr>
                     <a:xfrm>
                       <a:off x="0" y="0"/>
-                      <a:ext cx="3602638" cy="4215708"/>
+                      <a:ext cx="5182323" cy="5001323"/>
                     </a:xfrm>
                     <a:prstGeom prst="rect">
                       <a:avLst/>
@@ -1383,6 +1399,9 @@
         <w:jc w:val="center"/>
       </w:pPr>
       <w:r>
+        <w:rPr>
+          <w:noProof/>
+        </w:rPr>
         <w:drawing>
           <wp:inline distT="0" distB="0" distL="0" distR="0" wp14:anchorId="1DAB85A5" wp14:editId="1027E74B">
             <wp:extent cx="4319876" cy="3241964"/>
@@ -1442,6 +1461,7 @@
     </w:p>
     <w:p>
       <w:r>
+        <w:lastRenderedPageBreak/>
         <w:t>Рассмотрим все полученные результаты в ходе выполнения данной лабораторной работы</w:t>
       </w:r>
       <w:r>
@@ -1460,7 +1480,6 @@
         <w:rPr>
           <w:noProof/>
         </w:rPr>
-        <w:lastRenderedPageBreak/>
         <w:drawing>
           <wp:inline distT="0" distB="0" distL="0" distR="0" wp14:anchorId="7FFF111F" wp14:editId="257E489D">
             <wp:extent cx="3228441" cy="2424223"/>
@@ -1619,6 +1638,7 @@
         <w:rPr>
           <w:noProof/>
         </w:rPr>
+        <w:lastRenderedPageBreak/>
         <w:drawing>
           <wp:inline distT="0" distB="0" distL="0" distR="0" wp14:anchorId="6D14E2D4" wp14:editId="443E8AE8">
             <wp:extent cx="3487479" cy="2618734"/>
@@ -1698,7 +1718,6 @@
         <w:rPr>
           <w:noProof/>
         </w:rPr>
-        <w:lastRenderedPageBreak/>
         <w:drawing>
           <wp:inline distT="0" distB="0" distL="0" distR="0" wp14:anchorId="3FE272D1" wp14:editId="0BD2DD8A">
             <wp:extent cx="4508205" cy="3385192"/>
@@ -1801,6 +1820,7 @@
         <w:rPr>
           <w:b/>
           <w:bCs/>
+          <w:lang w:val="en-US"/>
         </w:rPr>
       </w:pPr>
       <w:r>
@@ -1815,6 +1835,7 @@
         <w:rPr>
           <w:b/>
           <w:bCs/>
+          <w:lang w:val="en-US"/>
         </w:rPr>
         <w:t>.</w:t>
       </w:r>
@@ -2226,33 +2247,96 @@
         <w:pStyle w:val="ad"/>
         <w:rPr>
           <w:bCs w:val="0"/>
-        </w:rPr>
-      </w:pPr>
-      <w:r>
-        <w:rPr>
-          <w:bCs w:val="0"/>
-        </w:rPr>
-        <w:t>    return X, Y, class0, class1</w:t>
-      </w:r>
-    </w:p>
-    <w:p>
-      <w:pPr>
-        <w:pStyle w:val="ad"/>
-        <w:rPr>
-          <w:bCs w:val="0"/>
-        </w:rPr>
-      </w:pPr>
-    </w:p>
-    <w:p>
-      <w:pPr>
-        <w:pStyle w:val="ad"/>
-        <w:rPr>
-          <w:bCs w:val="0"/>
-        </w:rPr>
-      </w:pPr>
-      <w:r>
-        <w:rPr>
-          <w:bCs w:val="0"/>
+          <w:lang w:val="ru-RU"/>
+        </w:rPr>
+      </w:pPr>
+      <w:r>
+        <w:rPr>
+          <w:bCs w:val="0"/>
+        </w:rPr>
+        <w:t>    return</w:t>
+      </w:r>
+      <w:r>
+        <w:rPr>
+          <w:bCs w:val="0"/>
+          <w:lang w:val="ru-RU"/>
+        </w:rPr>
+        <w:t xml:space="preserve"> </w:t>
+      </w:r>
+      <w:r>
+        <w:rPr>
+          <w:bCs w:val="0"/>
+        </w:rPr>
+        <w:t>X</w:t>
+      </w:r>
+      <w:r>
+        <w:rPr>
+          <w:bCs w:val="0"/>
+          <w:lang w:val="ru-RU"/>
+        </w:rPr>
+        <w:t xml:space="preserve">, </w:t>
+      </w:r>
+      <w:r>
+        <w:rPr>
+          <w:bCs w:val="0"/>
+        </w:rPr>
+        <w:t>Y</w:t>
+      </w:r>
+      <w:r>
+        <w:rPr>
+          <w:bCs w:val="0"/>
+          <w:lang w:val="ru-RU"/>
+        </w:rPr>
+        <w:t xml:space="preserve">, </w:t>
+      </w:r>
+      <w:r>
+        <w:rPr>
+          <w:bCs w:val="0"/>
+        </w:rPr>
+        <w:t>class</w:t>
+      </w:r>
+      <w:r>
+        <w:rPr>
+          <w:bCs w:val="0"/>
+          <w:lang w:val="ru-RU"/>
+        </w:rPr>
+        <w:t xml:space="preserve">0, </w:t>
+      </w:r>
+      <w:r>
+        <w:rPr>
+          <w:bCs w:val="0"/>
+        </w:rPr>
+        <w:t>class</w:t>
+      </w:r>
+      <w:r>
+        <w:rPr>
+          <w:bCs w:val="0"/>
+          <w:lang w:val="ru-RU"/>
+        </w:rPr>
+        <w:t>1</w:t>
+      </w:r>
+    </w:p>
+    <w:p>
+      <w:pPr>
+        <w:pStyle w:val="ad"/>
+        <w:rPr>
+          <w:bCs w:val="0"/>
+          <w:lang w:val="ru-RU"/>
+        </w:rPr>
+      </w:pPr>
+    </w:p>
+    <w:p>
+      <w:pPr>
+        <w:pStyle w:val="ad"/>
+        <w:rPr>
+          <w:bCs w:val="0"/>
+          <w:lang w:val="ru-RU"/>
+        </w:rPr>
+      </w:pPr>
+      <w:r>
+        <w:rPr>
+          <w:bCs w:val="0"/>
+          <w:lang w:val="ru-RU"/>
         </w:rPr>
         <w:lastRenderedPageBreak/>
         <w:t>#решение самостоятельного задания вариант 10</w:t>
@@ -2369,27 +2453,139 @@
         <w:pStyle w:val="ad"/>
         <w:rPr>
           <w:bCs w:val="0"/>
-        </w:rPr>
-      </w:pPr>
-      <w:r>
-        <w:rPr>
-          <w:bCs w:val="0"/>
-        </w:rPr>
-        <w:t>        #разделение точек на три части (n_cap на закругленные части, а n_body на основную часть)</w:t>
-      </w:r>
-    </w:p>
-    <w:p>
-      <w:pPr>
-        <w:pStyle w:val="ad"/>
-        <w:rPr>
-          <w:bCs w:val="0"/>
-        </w:rPr>
-      </w:pPr>
-      <w:r>
-        <w:rPr>
-          <w:bCs w:val="0"/>
-        </w:rPr>
-        <w:t>        n_cap = int(n * 0.12)</w:t>
+          <w:lang w:val="ru-RU"/>
+        </w:rPr>
+      </w:pPr>
+      <w:r>
+        <w:rPr>
+          <w:bCs w:val="0"/>
+        </w:rPr>
+        <w:t xml:space="preserve">        </w:t>
+      </w:r>
+      <w:r>
+        <w:rPr>
+          <w:bCs w:val="0"/>
+          <w:lang w:val="ru-RU"/>
+        </w:rPr>
+        <w:t>#разделение точек на три части (</w:t>
+      </w:r>
+      <w:r>
+        <w:rPr>
+          <w:bCs w:val="0"/>
+        </w:rPr>
+        <w:t>n</w:t>
+      </w:r>
+      <w:r>
+        <w:rPr>
+          <w:bCs w:val="0"/>
+          <w:lang w:val="ru-RU"/>
+        </w:rPr>
+        <w:t>_</w:t>
+      </w:r>
+      <w:r>
+        <w:rPr>
+          <w:bCs w:val="0"/>
+        </w:rPr>
+        <w:t>cap</w:t>
+      </w:r>
+      <w:r>
+        <w:rPr>
+          <w:bCs w:val="0"/>
+          <w:lang w:val="ru-RU"/>
+        </w:rPr>
+        <w:t xml:space="preserve"> на закругленные части, а </w:t>
+      </w:r>
+      <w:r>
+        <w:rPr>
+          <w:bCs w:val="0"/>
+        </w:rPr>
+        <w:t>n</w:t>
+      </w:r>
+      <w:r>
+        <w:rPr>
+          <w:bCs w:val="0"/>
+          <w:lang w:val="ru-RU"/>
+        </w:rPr>
+        <w:t>_</w:t>
+      </w:r>
+      <w:r>
+        <w:rPr>
+          <w:bCs w:val="0"/>
+        </w:rPr>
+        <w:t>body</w:t>
+      </w:r>
+      <w:r>
+        <w:rPr>
+          <w:bCs w:val="0"/>
+          <w:lang w:val="ru-RU"/>
+        </w:rPr>
+        <w:t xml:space="preserve"> на основную часть)</w:t>
+      </w:r>
+    </w:p>
+    <w:p>
+      <w:pPr>
+        <w:pStyle w:val="ad"/>
+        <w:rPr>
+          <w:bCs w:val="0"/>
+        </w:rPr>
+      </w:pPr>
+      <w:r>
+        <w:rPr>
+          <w:bCs w:val="0"/>
+        </w:rPr>
+        <w:t> </w:t>
+      </w:r>
+      <w:r>
+        <w:rPr>
+          <w:bCs w:val="0"/>
+          <w:lang w:val="ru-RU"/>
+        </w:rPr>
+        <w:t xml:space="preserve"> </w:t>
+      </w:r>
+      <w:r>
+        <w:rPr>
+          <w:bCs w:val="0"/>
+        </w:rPr>
+        <w:t> </w:t>
+      </w:r>
+      <w:r>
+        <w:rPr>
+          <w:bCs w:val="0"/>
+          <w:lang w:val="ru-RU"/>
+        </w:rPr>
+        <w:t xml:space="preserve"> </w:t>
+      </w:r>
+      <w:r>
+        <w:rPr>
+          <w:bCs w:val="0"/>
+        </w:rPr>
+        <w:t> </w:t>
+      </w:r>
+      <w:r>
+        <w:rPr>
+          <w:bCs w:val="0"/>
+          <w:lang w:val="ru-RU"/>
+        </w:rPr>
+        <w:t xml:space="preserve"> </w:t>
+      </w:r>
+      <w:r>
+        <w:rPr>
+          <w:bCs w:val="0"/>
+        </w:rPr>
+        <w:t> </w:t>
+      </w:r>
+      <w:r>
+        <w:rPr>
+          <w:bCs w:val="0"/>
+          <w:lang w:val="ru-RU"/>
+        </w:rPr>
+        <w:t xml:space="preserve"> </w:t>
+      </w:r>
+      <w:r>
+        <w:rPr>
+          <w:bCs w:val="0"/>
+        </w:rPr>
+        <w:t>n_cap = int(n * 0.12)</w:t>
       </w:r>
     </w:p>
     <w:p>
@@ -2509,41 +2705,265 @@
         <w:pStyle w:val="ad"/>
         <w:rPr>
           <w:bCs w:val="0"/>
-        </w:rPr>
-      </w:pPr>
-      <w:r>
-        <w:rPr>
-          <w:bCs w:val="0"/>
-        </w:rPr>
-        <w:t>        #рисуем точки внутри обычного круга</w:t>
-      </w:r>
-    </w:p>
-    <w:p>
-      <w:pPr>
-        <w:pStyle w:val="ad"/>
-        <w:rPr>
-          <w:bCs w:val="0"/>
-        </w:rPr>
-      </w:pPr>
-      <w:r>
-        <w:rPr>
-          <w:bCs w:val="0"/>
-        </w:rPr>
-        <w:t>        for edge in (theta_min, theta_max):</w:t>
-      </w:r>
-    </w:p>
-    <w:p>
-      <w:pPr>
-        <w:pStyle w:val="ad"/>
-        <w:rPr>
-          <w:bCs w:val="0"/>
-        </w:rPr>
-      </w:pPr>
-      <w:r>
-        <w:rPr>
-          <w:bCs w:val="0"/>
-        </w:rPr>
-        <w:t>            ex, ey = cx - r_mid * np.cos(edge), cy + r_mid * np.sin(edge)</w:t>
+          <w:lang w:val="ru-RU"/>
+        </w:rPr>
+      </w:pPr>
+      <w:r>
+        <w:rPr>
+          <w:bCs w:val="0"/>
+        </w:rPr>
+        <w:t xml:space="preserve">        </w:t>
+      </w:r>
+      <w:r>
+        <w:rPr>
+          <w:bCs w:val="0"/>
+          <w:lang w:val="ru-RU"/>
+        </w:rPr>
+        <w:t>#рисуем точки внутри обычного круга</w:t>
+      </w:r>
+    </w:p>
+    <w:p>
+      <w:pPr>
+        <w:pStyle w:val="ad"/>
+        <w:rPr>
+          <w:bCs w:val="0"/>
+          <w:lang w:val="ru-RU"/>
+        </w:rPr>
+      </w:pPr>
+      <w:r>
+        <w:rPr>
+          <w:bCs w:val="0"/>
+        </w:rPr>
+        <w:t> </w:t>
+      </w:r>
+      <w:r>
+        <w:rPr>
+          <w:bCs w:val="0"/>
+          <w:lang w:val="ru-RU"/>
+        </w:rPr>
+        <w:t xml:space="preserve"> </w:t>
+      </w:r>
+      <w:r>
+        <w:rPr>
+          <w:bCs w:val="0"/>
+        </w:rPr>
+        <w:t> </w:t>
+      </w:r>
+      <w:r>
+        <w:rPr>
+          <w:bCs w:val="0"/>
+          <w:lang w:val="ru-RU"/>
+        </w:rPr>
+        <w:t xml:space="preserve"> </w:t>
+      </w:r>
+      <w:r>
+        <w:rPr>
+          <w:bCs w:val="0"/>
+        </w:rPr>
+        <w:t> </w:t>
+      </w:r>
+      <w:r>
+        <w:rPr>
+          <w:bCs w:val="0"/>
+          <w:lang w:val="ru-RU"/>
+        </w:rPr>
+        <w:t xml:space="preserve"> </w:t>
+      </w:r>
+      <w:r>
+        <w:rPr>
+          <w:bCs w:val="0"/>
+        </w:rPr>
+        <w:t> </w:t>
+      </w:r>
+      <w:r>
+        <w:rPr>
+          <w:bCs w:val="0"/>
+          <w:lang w:val="ru-RU"/>
+        </w:rPr>
+        <w:t xml:space="preserve"> </w:t>
+      </w:r>
+      <w:r>
+        <w:rPr>
+          <w:bCs w:val="0"/>
+        </w:rPr>
+        <w:t>for</w:t>
+      </w:r>
+      <w:r>
+        <w:rPr>
+          <w:bCs w:val="0"/>
+          <w:lang w:val="ru-RU"/>
+        </w:rPr>
+        <w:t xml:space="preserve"> </w:t>
+      </w:r>
+      <w:r>
+        <w:rPr>
+          <w:bCs w:val="0"/>
+        </w:rPr>
+        <w:t>edge</w:t>
+      </w:r>
+      <w:r>
+        <w:rPr>
+          <w:bCs w:val="0"/>
+          <w:lang w:val="ru-RU"/>
+        </w:rPr>
+        <w:t xml:space="preserve"> </w:t>
+      </w:r>
+      <w:r>
+        <w:rPr>
+          <w:bCs w:val="0"/>
+        </w:rPr>
+        <w:t>in</w:t>
+      </w:r>
+      <w:r>
+        <w:rPr>
+          <w:bCs w:val="0"/>
+          <w:lang w:val="ru-RU"/>
+        </w:rPr>
+        <w:t xml:space="preserve"> (</w:t>
+      </w:r>
+      <w:r>
+        <w:rPr>
+          <w:bCs w:val="0"/>
+        </w:rPr>
+        <w:t>theta</w:t>
+      </w:r>
+      <w:r>
+        <w:rPr>
+          <w:bCs w:val="0"/>
+          <w:lang w:val="ru-RU"/>
+        </w:rPr>
+        <w:t>_</w:t>
+      </w:r>
+      <w:r>
+        <w:rPr>
+          <w:bCs w:val="0"/>
+        </w:rPr>
+        <w:t>min</w:t>
+      </w:r>
+      <w:r>
+        <w:rPr>
+          <w:bCs w:val="0"/>
+          <w:lang w:val="ru-RU"/>
+        </w:rPr>
+        <w:t xml:space="preserve">, </w:t>
+      </w:r>
+      <w:r>
+        <w:rPr>
+          <w:bCs w:val="0"/>
+        </w:rPr>
+        <w:t>theta</w:t>
+      </w:r>
+      <w:r>
+        <w:rPr>
+          <w:bCs w:val="0"/>
+          <w:lang w:val="ru-RU"/>
+        </w:rPr>
+        <w:t>_</w:t>
+      </w:r>
+      <w:r>
+        <w:rPr>
+          <w:bCs w:val="0"/>
+        </w:rPr>
+        <w:t>max</w:t>
+      </w:r>
+      <w:r>
+        <w:rPr>
+          <w:bCs w:val="0"/>
+          <w:lang w:val="ru-RU"/>
+        </w:rPr>
+        <w:t>):</w:t>
+      </w:r>
+    </w:p>
+    <w:p>
+      <w:pPr>
+        <w:pStyle w:val="ad"/>
+        <w:rPr>
+          <w:bCs w:val="0"/>
+        </w:rPr>
+      </w:pPr>
+      <w:r>
+        <w:rPr>
+          <w:bCs w:val="0"/>
+        </w:rPr>
+        <w:t> </w:t>
+      </w:r>
+      <w:r>
+        <w:rPr>
+          <w:bCs w:val="0"/>
+          <w:lang w:val="ru-RU"/>
+        </w:rPr>
+        <w:t xml:space="preserve"> </w:t>
+      </w:r>
+      <w:r>
+        <w:rPr>
+          <w:bCs w:val="0"/>
+        </w:rPr>
+        <w:t> </w:t>
+      </w:r>
+      <w:r>
+        <w:rPr>
+          <w:bCs w:val="0"/>
+          <w:lang w:val="ru-RU"/>
+        </w:rPr>
+        <w:t xml:space="preserve"> </w:t>
+      </w:r>
+      <w:r>
+        <w:rPr>
+          <w:bCs w:val="0"/>
+        </w:rPr>
+        <w:t> </w:t>
+      </w:r>
+      <w:r>
+        <w:rPr>
+          <w:bCs w:val="0"/>
+          <w:lang w:val="ru-RU"/>
+        </w:rPr>
+        <w:t xml:space="preserve"> </w:t>
+      </w:r>
+      <w:r>
+        <w:rPr>
+          <w:bCs w:val="0"/>
+        </w:rPr>
+        <w:t> </w:t>
+      </w:r>
+      <w:r>
+        <w:rPr>
+          <w:bCs w:val="0"/>
+          <w:lang w:val="ru-RU"/>
+        </w:rPr>
+        <w:t xml:space="preserve"> </w:t>
+      </w:r>
+      <w:r>
+        <w:rPr>
+          <w:bCs w:val="0"/>
+        </w:rPr>
+        <w:t> </w:t>
+      </w:r>
+      <w:r>
+        <w:rPr>
+          <w:bCs w:val="0"/>
+          <w:lang w:val="ru-RU"/>
+        </w:rPr>
+        <w:t xml:space="preserve"> </w:t>
+      </w:r>
+      <w:r>
+        <w:rPr>
+          <w:bCs w:val="0"/>
+        </w:rPr>
+        <w:t> </w:t>
+      </w:r>
+      <w:r>
+        <w:rPr>
+          <w:bCs w:val="0"/>
+          <w:lang w:val="ru-RU"/>
+        </w:rPr>
+        <w:t xml:space="preserve"> </w:t>
+      </w:r>
+      <w:r>
+        <w:rPr>
+          <w:bCs w:val="0"/>
+        </w:rPr>
+        <w:t>ex, ey = cx - r_mid * np.cos(edge), cy + r_mid * np.sin(edge)</w:t>
       </w:r>
     </w:p>
     <w:p>
@@ -3248,7 +3668,6 @@
         <w:rPr>
           <w:b/>
           <w:bCs/>
-          <w:lang w:val="en-US"/>
         </w:rPr>
       </w:pPr>
     </w:p>
@@ -3260,14 +3679,12 @@
         <w:rPr>
           <w:b/>
           <w:bCs/>
-          <w:lang w:val="en-US"/>
         </w:rPr>
       </w:pPr>
       <w:r>
         <w:rPr>
           <w:b/>
           <w:bCs/>
-          <w:lang w:val="en-US"/>
         </w:rPr>
         <w:br w:type="page"/>
       </w:r>
@@ -3970,6 +4387,7 @@
   <w:style w:type="character" w:default="1" w:styleId="a0">
     <w:name w:val="Default Paragraph Font"/>
     <w:uiPriority w:val="1"/>
+    <w:semiHidden/>
     <w:unhideWhenUsed/>
   </w:style>
   <w:style w:type="table" w:default="1" w:styleId="a1">
@@ -4161,6 +4579,7 @@
         <w:ilvl w:val="1"/>
       </w:numPr>
       <w:spacing w:line="259" w:lineRule="auto"/>
+      <w:ind w:firstLine="709"/>
       <w:jc w:val="left"/>
     </w:pPr>
     <w:rPr>
